--- a/skills/draft-legal-docs/templates/证人出庭作证申请书.template.docx
+++ b/skills/draft-legal-docs/templates/证人出庭作证申请书.template.docx
@@ -1,385 +1,385 @@
 
 <file path=word/document.xml><?xml version="1.0" encoding="utf-8"?>
-<w:document xmlns:wpc="http://schemas.microsoft.com/office/word/2010/wordprocessingCanvas" xmlns:mc="http://schemas.openxmlformats.org/markup-compatibility/2006" xmlns:o="urn:schemas-microsoft-com:office:office" xmlns:r="http://schemas.openxmlformats.org/officeDocument/2006/relationships" xmlns:m="http://schemas.openxmlformats.org/officeDocument/2006/math" xmlns:v="urn:schemas-microsoft-com:vml" xmlns:wp14="http://schemas.microsoft.com/office/word/2010/wordprocessingDrawing" xmlns:wp="http://schemas.openxmlformats.org/drawingml/2006/wordprocessingDrawing" xmlns:w="http://schemas.openxmlformats.org/wordprocessingml/2006/main" xmlns:w14="http://schemas.microsoft.com/office/word/2010/wordml" xmlns:w10="urn:schemas-microsoft-com:office:word" xmlns:w15="http://schemas.microsoft.com/office/word/2012/wordml" xmlns:wpg="http://schemas.microsoft.com/office/word/2010/wordprocessingGroup" xmlns:wpi="http://schemas.microsoft.com/office/word/2010/wordprocessingInk" xmlns:wne="http://schemas.microsoft.com/office/word/2006/wordml" xmlns:wps="http://schemas.microsoft.com/office/word/2010/wordprocessingShape" xmlns:wpsCustomData="http://www.wps.cn/officeDocument/2013/wpsCustomData" mc:Ignorable="w14 w15 wp14">
-  <w:body>
-    <w:p>
-      <w:pPr>
-        <w:widowControl/>
-        <w:spacing w:line="330" w:lineRule="atLeast"/>
-        <w:jc w:val="center"/>
-        <w:rPr>
-          <w:rFonts w:ascii="仿宋" w:hAnsi="仿宋" w:eastAsia="仿宋" w:cs="仿宋"/>
-          <w:b/>
-          <w:bCs/>
-          <w:kern w:val="0"/>
-          <w:sz w:val="40"/>
-          <w:szCs w:val="40"/>
-        </w:rPr>
-      </w:pPr>
-      <w:r>
-        <w:rPr>
-          <w:rFonts w:hint="eastAsia" w:ascii="仿宋" w:hAnsi="仿宋" w:eastAsia="仿宋" w:cs="仿宋"/>
-          <w:b/>
-          <w:bCs/>
-          <w:sz w:val="36"/>
-          <w:szCs w:val="44"/>
-        </w:rPr>
-        <w:t>证人出庭作证申请书</w:t>
-      </w:r>
-    </w:p>
-    <w:p>
-      <w:pPr>
-        <w:rPr>
-          <w:rFonts w:ascii="仿宋" w:hAnsi="仿宋" w:eastAsia="仿宋" w:cs="仿宋"/>
-          <w:sz w:val="28"/>
-          <w:szCs w:val="36"/>
-        </w:rPr>
-      </w:pPr>
-    </w:p>
-    <w:p>
-      <w:pPr>
-        <w:rPr>
-          <w:rFonts w:ascii="仿宋" w:hAnsi="仿宋" w:eastAsia="仿宋" w:cs="仿宋"/>
-          <w:sz w:val="28"/>
-          <w:szCs w:val="36"/>
-        </w:rPr>
-      </w:pPr>
-      <w:r>
-        <w:rPr>
-          <w:rFonts w:hint="eastAsia" w:ascii="仿宋" w:hAnsi="仿宋" w:eastAsia="仿宋" w:cs="仿宋"/>
-          <w:sz w:val="28"/>
-          <w:szCs w:val="36"/>
-        </w:rPr>
-        <w:t>[法院名称]：</w:t>
-      </w:r>
-      <w:r>
-        <w:rPr>
-          <w:rFonts w:hint="eastAsia" w:ascii="仿宋" w:hAnsi="仿宋" w:eastAsia="仿宋" w:cs="仿宋"/>
-          <w:sz w:val="28"/>
-          <w:szCs w:val="36"/>
-          <w:lang w:val="en-US" w:eastAsia="zh-CN"/>
-        </w:rPr>
-      </w:r>
-      <w:r>
-        <w:rPr>
-          <w:rFonts w:hint="eastAsia" w:ascii="仿宋" w:hAnsi="仿宋" w:eastAsia="仿宋" w:cs="仿宋"/>
-          <w:sz w:val="28"/>
-          <w:szCs w:val="36"/>
-        </w:rPr>
-      </w:r>
-      <w:bookmarkStart w:id="0" w:name="_GoBack"/>
-      <w:bookmarkEnd w:id="0"/>
-    </w:p>
-    <w:p>
-      <w:pPr>
-        <w:ind w:firstLine="560" w:firstLineChars="200"/>
-        <w:rPr>
-          <w:rFonts w:ascii="仿宋" w:hAnsi="仿宋" w:eastAsia="仿宋" w:cs="仿宋"/>
-          <w:sz w:val="28"/>
-          <w:szCs w:val="36"/>
-        </w:rPr>
-      </w:pPr>
-      <w:r>
-        <w:rPr>
-          <w:rFonts w:hint="eastAsia" w:ascii="仿宋" w:hAnsi="仿宋" w:eastAsia="仿宋" w:cs="仿宋"/>
-          <w:sz w:val="28"/>
-          <w:szCs w:val="36"/>
-          <w:lang w:val="en-US" w:eastAsia="zh-CN"/>
-        </w:rPr>
-        <w:t>因[申请人姓名]与[对方单位名称][案由]纠纷一案[(20XX)沪XXXX民初XXXX号]，已起诉至贵院。现[[诉讼地位]]方依据最高人民法院《关于民事诉讼证据的若干规定》第69条第1款的规定，申请证人出庭作证，请予批准。</w:t>
-      </w:r>
-      <w:r>
-        <w:rPr>
-          <w:rFonts w:hint="eastAsia" w:ascii="仿宋" w:hAnsi="仿宋" w:eastAsia="仿宋" w:cs="仿宋"/>
-          <w:sz w:val="28"/>
-          <w:szCs w:val="36"/>
-        </w:rPr>
-      </w:r>
-      <w:r>
-        <w:rPr>
-          <w:rFonts w:ascii="仿宋" w:hAnsi="仿宋" w:eastAsia="仿宋" w:cs="仿宋"/>
-          <w:sz w:val="28"/>
-          <w:szCs w:val="36"/>
-        </w:rPr>
-      </w:r>
-      <w:r>
-        <w:rPr>
-          <w:rFonts w:hint="eastAsia" w:ascii="仿宋" w:hAnsi="仿宋" w:eastAsia="仿宋" w:cs="仿宋"/>
-          <w:sz w:val="28"/>
-          <w:szCs w:val="36"/>
-        </w:rPr>
-      </w:r>
-    </w:p>
-    <w:p>
-      <w:pPr>
-        <w:ind w:firstLine="562" w:firstLineChars="200"/>
-        <w:rPr>
-          <w:rFonts w:ascii="仿宋" w:hAnsi="仿宋" w:eastAsia="仿宋" w:cs="仿宋"/>
-          <w:sz w:val="28"/>
-          <w:szCs w:val="36"/>
-        </w:rPr>
-      </w:pPr>
-      <w:r>
-        <w:rPr>
-          <w:rFonts w:hint="eastAsia" w:ascii="仿宋" w:hAnsi="仿宋" w:eastAsia="仿宋" w:cs="仿宋"/>
-          <w:b/>
-          <w:bCs/>
-          <w:sz w:val="28"/>
-          <w:szCs w:val="36"/>
-        </w:rPr>
-        <w:t>证人名单如下：</w:t>
-      </w:r>
-    </w:p>
-    <w:p>
-      <w:pPr>
-        <w:numPr>
-          <w:ilvl w:val="0"/>
-          <w:numId w:val="1"/>
-        </w:numPr>
-        <w:ind w:firstLine="560" w:firstLineChars="200"/>
-        <w:rPr>
-          <w:rFonts w:hint="eastAsia" w:ascii="仿宋" w:hAnsi="仿宋" w:eastAsia="仿宋" w:cs="仿宋"/>
-          <w:sz w:val="28"/>
-          <w:szCs w:val="36"/>
-        </w:rPr>
-      </w:pPr>
-      <w:r>
-        <w:rPr>
-          <w:rFonts w:hint="eastAsia" w:ascii="仿宋" w:hAnsi="仿宋" w:eastAsia="仿宋" w:cs="仿宋"/>
-          <w:sz w:val="28"/>
-          <w:szCs w:val="36"/>
-          <w:lang w:val="en-US" w:eastAsia="zh-CN"/>
-        </w:rPr>
-        <w:t>[证人姓名]（[证人性别]，[证人 ethn]，身份证号码：[证人身份证号]，联系电话：[证人联系电话]）。</w:t>
-      </w:r>
-      <w:r>
-        <w:rPr>
-          <w:rFonts w:hint="eastAsia" w:ascii="仿宋" w:hAnsi="仿宋" w:eastAsia="仿宋" w:cs="仿宋"/>
-          <w:sz w:val="28"/>
-          <w:szCs w:val="36"/>
-        </w:rPr>
-      </w:r>
-      <w:r>
-        <w:rPr>
-          <w:rFonts w:hint="eastAsia" w:ascii="仿宋" w:hAnsi="仿宋" w:eastAsia="仿宋" w:cs="仿宋"/>
-          <w:sz w:val="28"/>
-          <w:szCs w:val="36"/>
-          <w:lang w:val="en-US" w:eastAsia="zh-CN"/>
-        </w:rPr>
-      </w:r>
-      <w:r>
-        <w:rPr>
-          <w:rFonts w:hint="eastAsia" w:ascii="仿宋" w:hAnsi="仿宋" w:eastAsia="仿宋" w:cs="仿宋"/>
-          <w:sz w:val="28"/>
-          <w:szCs w:val="36"/>
-        </w:rPr>
-      </w:r>
-      <w:r>
-        <w:rPr>
-          <w:rFonts w:hint="eastAsia" w:ascii="仿宋" w:hAnsi="仿宋" w:eastAsia="仿宋" w:cs="仿宋"/>
-          <w:sz w:val="28"/>
-          <w:szCs w:val="36"/>
-          <w:lang w:val="en-US" w:eastAsia="zh-CN"/>
-        </w:rPr>
-      </w:r>
-      <w:r>
-        <w:rPr>
-          <w:rFonts w:hint="eastAsia" w:ascii="仿宋" w:hAnsi="仿宋" w:eastAsia="仿宋" w:cs="仿宋"/>
-          <w:sz w:val="28"/>
-          <w:szCs w:val="36"/>
-        </w:rPr>
-      </w:r>
-      <w:r>
-        <w:rPr>
-          <w:rFonts w:hint="eastAsia" w:ascii="仿宋" w:hAnsi="仿宋" w:eastAsia="仿宋" w:cs="仿宋"/>
-          <w:sz w:val="28"/>
-          <w:szCs w:val="36"/>
-          <w:lang w:eastAsia="zh-CN"/>
-        </w:rPr>
-      </w:r>
-    </w:p>
-    <w:p>
-      <w:pPr>
-        <w:ind w:firstLine="562" w:firstLineChars="200"/>
-        <w:rPr>
-          <w:rFonts w:ascii="仿宋" w:hAnsi="仿宋" w:eastAsia="仿宋" w:cs="仿宋"/>
-          <w:sz w:val="28"/>
-          <w:szCs w:val="36"/>
-        </w:rPr>
-      </w:pPr>
-      <w:r>
-        <w:rPr>
-          <w:rFonts w:hint="eastAsia" w:ascii="仿宋" w:hAnsi="仿宋" w:eastAsia="仿宋" w:cs="仿宋"/>
-          <w:b/>
-          <w:bCs/>
-          <w:sz w:val="28"/>
-          <w:szCs w:val="36"/>
-        </w:rPr>
-        <w:t>证人出庭目的：证人曾于[对方单位简称]内任职，对本案案情清楚了解，故证人出庭能还原事实真相与过程。</w:t>
-      </w:r>
-      <w:r>
-        <w:rPr>
-          <w:rFonts w:hint="eastAsia" w:ascii="仿宋" w:hAnsi="仿宋" w:eastAsia="仿宋" w:cs="仿宋"/>
-          <w:b w:val="0"/>
-          <w:bCs w:val="0"/>
-          <w:sz w:val="28"/>
-          <w:szCs w:val="36"/>
-          <w:lang w:val="en-US" w:eastAsia="zh-CN"/>
-        </w:rPr>
-      </w:r>
-      <w:r>
-        <w:rPr>
-          <w:rFonts w:hint="eastAsia" w:ascii="仿宋" w:hAnsi="仿宋" w:eastAsia="仿宋" w:cs="仿宋"/>
-          <w:sz w:val="28"/>
-          <w:szCs w:val="36"/>
-        </w:rPr>
-      </w:r>
-      <w:r>
-        <w:rPr>
-          <w:rFonts w:hint="eastAsia" w:ascii="仿宋" w:hAnsi="仿宋" w:eastAsia="仿宋" w:cs="仿宋"/>
-          <w:sz w:val="28"/>
-          <w:szCs w:val="36"/>
-          <w:lang w:val="en-US" w:eastAsia="zh-CN"/>
-        </w:rPr>
-      </w:r>
-      <w:r>
-        <w:rPr>
-          <w:rFonts w:hint="eastAsia" w:ascii="仿宋" w:hAnsi="仿宋" w:eastAsia="仿宋" w:cs="仿宋"/>
-          <w:sz w:val="28"/>
-          <w:szCs w:val="36"/>
-        </w:rPr>
-      </w:r>
-    </w:p>
-    <w:p>
-      <w:pPr>
-        <w:ind w:firstLine="560" w:firstLineChars="200"/>
-        <w:rPr>
-          <w:rFonts w:ascii="仿宋" w:hAnsi="仿宋" w:eastAsia="仿宋" w:cs="仿宋"/>
-          <w:sz w:val="28"/>
-          <w:szCs w:val="36"/>
-        </w:rPr>
-      </w:pPr>
-      <w:r>
-        <w:rPr>
-          <w:rFonts w:hint="eastAsia" w:ascii="仿宋" w:hAnsi="仿宋" w:eastAsia="仿宋" w:cs="仿宋"/>
-          <w:sz w:val="28"/>
-          <w:szCs w:val="36"/>
-        </w:rPr>
-        <w:t>特此申请，请批准。</w:t>
-      </w:r>
-    </w:p>
-    <w:p>
-      <w:pPr>
-        <w:ind w:firstLine="560" w:firstLineChars="200"/>
-        <w:rPr>
-          <w:rFonts w:ascii="仿宋" w:hAnsi="仿宋" w:eastAsia="仿宋" w:cs="仿宋"/>
-          <w:sz w:val="28"/>
-          <w:szCs w:val="36"/>
-        </w:rPr>
-      </w:pPr>
-    </w:p>
-    <w:p>
-      <w:pPr>
-        <w:ind w:firstLine="560" w:firstLineChars="200"/>
-        <w:rPr>
-          <w:rFonts w:ascii="仿宋" w:hAnsi="仿宋" w:eastAsia="仿宋" w:cs="仿宋"/>
-          <w:sz w:val="28"/>
-          <w:szCs w:val="36"/>
-        </w:rPr>
-      </w:pPr>
-    </w:p>
-    <w:p>
-      <w:pPr>
-        <w:rPr>
-          <w:rFonts w:ascii="仿宋" w:hAnsi="仿宋" w:eastAsia="仿宋" w:cs="仿宋"/>
-          <w:sz w:val="28"/>
-          <w:szCs w:val="36"/>
-        </w:rPr>
-      </w:pPr>
-      <w:r>
-        <w:rPr>
-          <w:rFonts w:hint="eastAsia" w:ascii="仿宋" w:hAnsi="仿宋" w:eastAsia="仿宋" w:cs="仿宋"/>
-          <w:sz w:val="28"/>
-          <w:szCs w:val="36"/>
-        </w:rPr>
-        <w:t xml:space="preserve">                                     申请人： </w:t>
-      </w:r>
-    </w:p>
-    <w:p>
-      <w:pPr>
-        <w:jc w:val="right"/>
-        <w:rPr>
-          <w:rFonts w:ascii="仿宋" w:hAnsi="仿宋" w:eastAsia="仿宋" w:cs="仿宋"/>
-        </w:rPr>
-      </w:pPr>
-      <w:r>
-        <w:rPr>
-          <w:rFonts w:hint="eastAsia" w:ascii="仿宋" w:hAnsi="仿宋" w:eastAsia="仿宋" w:cs="仿宋"/>
-          <w:sz w:val="28"/>
-          <w:szCs w:val="36"/>
-        </w:rPr>
-        <w:t xml:space="preserve">                             </w:t>
-      </w:r>
-      <w:r>
-        <w:rPr>
-          <w:rFonts w:hint="eastAsia" w:ascii="仿宋" w:hAnsi="仿宋" w:eastAsia="仿宋" w:cs="仿宋"/>
-          <w:sz w:val="28"/>
-          <w:szCs w:val="36"/>
-          <w:lang w:val="en-US" w:eastAsia="zh-CN"/>
-        </w:rPr>
-        <w:t>2026</w:t>
-      </w:r>
-      <w:r>
-        <w:rPr>
-          <w:rFonts w:hint="eastAsia" w:ascii="仿宋" w:hAnsi="仿宋" w:eastAsia="仿宋" w:cs="仿宋"/>
-          <w:sz w:val="28"/>
-          <w:szCs w:val="36"/>
-        </w:rPr>
-        <w:t>年</w:t>
-      </w:r>
-      <w:r>
-        <w:rPr>
-          <w:rFonts w:hint="eastAsia" w:ascii="仿宋" w:hAnsi="仿宋" w:eastAsia="仿宋" w:cs="仿宋"/>
-          <w:sz w:val="28"/>
-          <w:szCs w:val="36"/>
-          <w:lang w:val="en-US" w:eastAsia="zh-CN"/>
-        </w:rPr>
-        <w:t>6</w:t>
-      </w:r>
-      <w:r>
-        <w:rPr>
-          <w:rFonts w:hint="eastAsia" w:ascii="仿宋" w:hAnsi="仿宋" w:eastAsia="仿宋" w:cs="仿宋"/>
-          <w:sz w:val="28"/>
-          <w:szCs w:val="36"/>
-        </w:rPr>
-        <w:t xml:space="preserve">月 </w:t>
-      </w:r>
-      <w:r>
-        <w:rPr>
-          <w:rFonts w:hint="eastAsia" w:ascii="仿宋" w:hAnsi="仿宋" w:eastAsia="仿宋" w:cs="仿宋"/>
-          <w:sz w:val="28"/>
-          <w:szCs w:val="36"/>
-          <w:lang w:val="en-US" w:eastAsia="zh-CN"/>
-        </w:rPr>
-        <w:t>9</w:t>
-      </w:r>
-      <w:r>
-        <w:rPr>
-          <w:rFonts w:hint="eastAsia" w:ascii="仿宋" w:hAnsi="仿宋" w:eastAsia="仿宋" w:cs="仿宋"/>
-          <w:sz w:val="28"/>
-          <w:szCs w:val="36"/>
-        </w:rPr>
-        <w:t>日</w:t>
-      </w:r>
-    </w:p>
-    <w:sectPr>
-      <w:pgSz w:w="11906" w:h="16838"/>
-      <w:pgMar w:top="1440" w:right="1800" w:bottom="1440" w:left="1800" w:header="851" w:footer="992" w:gutter="0"/>
-      <w:cols w:space="425" w:num="1"/>
-      <w:docGrid w:type="lines" w:linePitch="312" w:charSpace="0"/>
-    </w:sectPr>
-  </w:body>
-</w:document>
+<document xmlns="http://schemas.openxmlformats.org/wordprocessingml/2006/main" xmlns:ns1="http://schemas.openxmlformats.org/markup-compatibility/2006" xmlns:ns2="http://schemas.microsoft.com/office/word/2010/wordml" ns1:Ignorable="w14 w15 wp14">
+  <body>
+    <p ns2:paraId="073C3CF4">
+      <pPr>
+        <widowControl/>
+        <spacing line="330" lineRule="atLeast"/>
+        <jc val="center"/>
+        <rPr>
+          <rFonts ascii="仿宋" hAnsi="仿宋" eastAsia="仿宋" cs="仿宋"/>
+          <b/>
+          <bCs/>
+          <kern val="0"/>
+          <sz val="40"/>
+          <szCs val="40"/>
+        </rPr>
+      </pPr>
+      <r>
+        <rPr>
+          <rFonts hint="eastAsia" ascii="仿宋" hAnsi="仿宋" eastAsia="仿宋" cs="仿宋"/>
+          <b/>
+          <bCs/>
+          <sz val="36"/>
+          <szCs val="44"/>
+        </rPr>
+        <t>证人出庭作证申请书</t>
+      </r>
+    </p>
+    <p ns2:paraId="2CFB101E">
+      <pPr>
+        <rPr>
+          <rFonts ascii="仿宋" hAnsi="仿宋" eastAsia="仿宋" cs="仿宋"/>
+          <sz val="28"/>
+          <szCs val="36"/>
+        </rPr>
+      </pPr>
+    </p>
+    <p ns2:paraId="36A62092">
+      <pPr>
+        <rPr>
+          <rFonts ascii="仿宋" hAnsi="仿宋" eastAsia="仿宋" cs="仿宋"/>
+          <sz val="28"/>
+          <szCs val="36"/>
+        </rPr>
+      </pPr>
+      <r>
+        <rPr>
+          <rFonts hint="eastAsia" ascii="仿宋" hAnsi="仿宋" eastAsia="仿宋" cs="仿宋"/>
+          <sz val="28"/>
+          <szCs val="36"/>
+        </rPr>
+        <t>【法院名称】：</t>
+      </r>
+      <r>
+        <rPr>
+          <rFonts hint="eastAsia" ascii="仿宋" hAnsi="仿宋" eastAsia="仿宋" cs="仿宋"/>
+          <sz val="28"/>
+          <szCs val="36"/>
+          <lang val="en-US" eastAsia="zh-CN"/>
+        </rPr>
+      </r>
+      <r>
+        <rPr>
+          <rFonts hint="eastAsia" ascii="仿宋" hAnsi="仿宋" eastAsia="仿宋" cs="仿宋"/>
+          <sz val="28"/>
+          <szCs val="36"/>
+        </rPr>
+      </r>
+      <bookmarkStart id="0" name="_GoBack"/>
+      <bookmarkEnd id="0"/>
+    </p>
+    <p ns2:paraId="1E3C5A6E">
+      <pPr>
+        <ind firstLine="560" firstLineChars="200"/>
+        <rPr>
+          <rFonts ascii="仿宋" hAnsi="仿宋" eastAsia="仿宋" cs="仿宋"/>
+          <sz val="28"/>
+          <szCs val="36"/>
+        </rPr>
+      </pPr>
+      <r>
+        <rPr>
+          <rFonts hint="eastAsia" ascii="仿宋" hAnsi="仿宋" eastAsia="仿宋" cs="仿宋"/>
+          <sz val="28"/>
+          <szCs val="36"/>
+          <lang val="en-US" eastAsia="zh-CN"/>
+        </rPr>
+        <t>因【申请人姓名】与【对方单位名称】【案由】纠纷一案【(20XX)沪XXXX民初XXXX号】，已起诉至贵院。现【【诉讼地位】】方依据最高人民法院《关于民事诉讼证据的若干规定》第69条第1款的规定，申请证人出庭作证，请予批准。</t>
+      </r>
+      <r>
+        <rPr>
+          <rFonts hint="eastAsia" ascii="仿宋" hAnsi="仿宋" eastAsia="仿宋" cs="仿宋"/>
+          <sz val="28"/>
+          <szCs val="36"/>
+        </rPr>
+      </r>
+      <r>
+        <rPr>
+          <rFonts ascii="仿宋" hAnsi="仿宋" eastAsia="仿宋" cs="仿宋"/>
+          <sz val="28"/>
+          <szCs val="36"/>
+        </rPr>
+      </r>
+      <r>
+        <rPr>
+          <rFonts hint="eastAsia" ascii="仿宋" hAnsi="仿宋" eastAsia="仿宋" cs="仿宋"/>
+          <sz val="28"/>
+          <szCs val="36"/>
+        </rPr>
+      </r>
+    </p>
+    <p ns2:paraId="0B685649">
+      <pPr>
+        <ind firstLine="562" firstLineChars="200"/>
+        <rPr>
+          <rFonts ascii="仿宋" hAnsi="仿宋" eastAsia="仿宋" cs="仿宋"/>
+          <sz val="28"/>
+          <szCs val="36"/>
+        </rPr>
+      </pPr>
+      <r>
+        <rPr>
+          <rFonts hint="eastAsia" ascii="仿宋" hAnsi="仿宋" eastAsia="仿宋" cs="仿宋"/>
+          <b/>
+          <bCs/>
+          <sz val="28"/>
+          <szCs val="36"/>
+        </rPr>
+        <t>证人名单如下：</t>
+      </r>
+    </p>
+    <p ns2:paraId="058D4139">
+      <pPr>
+        <numPr>
+          <ilvl val="0"/>
+          <numId val="1"/>
+        </numPr>
+        <ind firstLine="560" firstLineChars="200"/>
+        <rPr>
+          <rFonts hint="eastAsia" ascii="仿宋" hAnsi="仿宋" eastAsia="仿宋" cs="仿宋"/>
+          <sz val="28"/>
+          <szCs val="36"/>
+        </rPr>
+      </pPr>
+      <r>
+        <rPr>
+          <rFonts hint="eastAsia" ascii="仿宋" hAnsi="仿宋" eastAsia="仿宋" cs="仿宋"/>
+          <sz val="28"/>
+          <szCs val="36"/>
+          <lang val="en-US" eastAsia="zh-CN"/>
+        </rPr>
+        <t>【证人姓名】（【证人性别】，【证人 ethn】，身份证号码：【证人身份证号】，联系电话：【证人联系电话】）。</t>
+      </r>
+      <r>
+        <rPr>
+          <rFonts hint="eastAsia" ascii="仿宋" hAnsi="仿宋" eastAsia="仿宋" cs="仿宋"/>
+          <sz val="28"/>
+          <szCs val="36"/>
+        </rPr>
+      </r>
+      <r>
+        <rPr>
+          <rFonts hint="eastAsia" ascii="仿宋" hAnsi="仿宋" eastAsia="仿宋" cs="仿宋"/>
+          <sz val="28"/>
+          <szCs val="36"/>
+          <lang val="en-US" eastAsia="zh-CN"/>
+        </rPr>
+      </r>
+      <r>
+        <rPr>
+          <rFonts hint="eastAsia" ascii="仿宋" hAnsi="仿宋" eastAsia="仿宋" cs="仿宋"/>
+          <sz val="28"/>
+          <szCs val="36"/>
+        </rPr>
+      </r>
+      <r>
+        <rPr>
+          <rFonts hint="eastAsia" ascii="仿宋" hAnsi="仿宋" eastAsia="仿宋" cs="仿宋"/>
+          <sz val="28"/>
+          <szCs val="36"/>
+          <lang val="en-US" eastAsia="zh-CN"/>
+        </rPr>
+      </r>
+      <r>
+        <rPr>
+          <rFonts hint="eastAsia" ascii="仿宋" hAnsi="仿宋" eastAsia="仿宋" cs="仿宋"/>
+          <sz val="28"/>
+          <szCs val="36"/>
+        </rPr>
+      </r>
+      <r>
+        <rPr>
+          <rFonts hint="eastAsia" ascii="仿宋" hAnsi="仿宋" eastAsia="仿宋" cs="仿宋"/>
+          <sz val="28"/>
+          <szCs val="36"/>
+          <lang eastAsia="zh-CN"/>
+        </rPr>
+      </r>
+    </p>
+    <p ns2:paraId="3F888931">
+      <pPr>
+        <ind firstLine="562" firstLineChars="200"/>
+        <rPr>
+          <rFonts ascii="仿宋" hAnsi="仿宋" eastAsia="仿宋" cs="仿宋"/>
+          <sz val="28"/>
+          <szCs val="36"/>
+        </rPr>
+      </pPr>
+      <r>
+        <rPr>
+          <rFonts hint="eastAsia" ascii="仿宋" hAnsi="仿宋" eastAsia="仿宋" cs="仿宋"/>
+          <b/>
+          <bCs/>
+          <sz val="28"/>
+          <szCs val="36"/>
+        </rPr>
+        <t>证人出庭目的：证人曾于【对方单位简称】内任职，对本案案情清楚了解，故证人出庭能还原事实真相与过程。</t>
+      </r>
+      <r>
+        <rPr>
+          <rFonts hint="eastAsia" ascii="仿宋" hAnsi="仿宋" eastAsia="仿宋" cs="仿宋"/>
+          <b val="0"/>
+          <bCs val="0"/>
+          <sz val="28"/>
+          <szCs val="36"/>
+          <lang val="en-US" eastAsia="zh-CN"/>
+        </rPr>
+      </r>
+      <r>
+        <rPr>
+          <rFonts hint="eastAsia" ascii="仿宋" hAnsi="仿宋" eastAsia="仿宋" cs="仿宋"/>
+          <sz val="28"/>
+          <szCs val="36"/>
+        </rPr>
+      </r>
+      <r>
+        <rPr>
+          <rFonts hint="eastAsia" ascii="仿宋" hAnsi="仿宋" eastAsia="仿宋" cs="仿宋"/>
+          <sz val="28"/>
+          <szCs val="36"/>
+          <lang val="en-US" eastAsia="zh-CN"/>
+        </rPr>
+      </r>
+      <r>
+        <rPr>
+          <rFonts hint="eastAsia" ascii="仿宋" hAnsi="仿宋" eastAsia="仿宋" cs="仿宋"/>
+          <sz val="28"/>
+          <szCs val="36"/>
+        </rPr>
+      </r>
+    </p>
+    <p ns2:paraId="7403E8C6">
+      <pPr>
+        <ind firstLine="560" firstLineChars="200"/>
+        <rPr>
+          <rFonts ascii="仿宋" hAnsi="仿宋" eastAsia="仿宋" cs="仿宋"/>
+          <sz val="28"/>
+          <szCs val="36"/>
+        </rPr>
+      </pPr>
+      <r>
+        <rPr>
+          <rFonts hint="eastAsia" ascii="仿宋" hAnsi="仿宋" eastAsia="仿宋" cs="仿宋"/>
+          <sz val="28"/>
+          <szCs val="36"/>
+        </rPr>
+        <t>特此申请，请批准。</t>
+      </r>
+    </p>
+    <p ns2:paraId="5505FB2D">
+      <pPr>
+        <ind firstLine="560" firstLineChars="200"/>
+        <rPr>
+          <rFonts ascii="仿宋" hAnsi="仿宋" eastAsia="仿宋" cs="仿宋"/>
+          <sz val="28"/>
+          <szCs val="36"/>
+        </rPr>
+      </pPr>
+    </p>
+    <p ns2:paraId="6181C1F1">
+      <pPr>
+        <ind firstLine="560" firstLineChars="200"/>
+        <rPr>
+          <rFonts ascii="仿宋" hAnsi="仿宋" eastAsia="仿宋" cs="仿宋"/>
+          <sz val="28"/>
+          <szCs val="36"/>
+        </rPr>
+      </pPr>
+    </p>
+    <p ns2:paraId="49FA1729">
+      <pPr>
+        <rPr>
+          <rFonts ascii="仿宋" hAnsi="仿宋" eastAsia="仿宋" cs="仿宋"/>
+          <sz val="28"/>
+          <szCs val="36"/>
+        </rPr>
+      </pPr>
+      <r>
+        <rPr>
+          <rFonts hint="eastAsia" ascii="仿宋" hAnsi="仿宋" eastAsia="仿宋" cs="仿宋"/>
+          <sz val="28"/>
+          <szCs val="36"/>
+        </rPr>
+        <t xml:space="preserve">                                     申请人： </t>
+      </r>
+    </p>
+    <p ns2:paraId="1A576D38">
+      <pPr>
+        <jc val="right"/>
+        <rPr>
+          <rFonts ascii="仿宋" hAnsi="仿宋" eastAsia="仿宋" cs="仿宋"/>
+        </rPr>
+      </pPr>
+      <r>
+        <rPr>
+          <rFonts hint="eastAsia" ascii="仿宋" hAnsi="仿宋" eastAsia="仿宋" cs="仿宋"/>
+          <sz val="28"/>
+          <szCs val="36"/>
+        </rPr>
+        <t xml:space="preserve">                             </t>
+      </r>
+      <r>
+        <rPr>
+          <rFonts hint="eastAsia" ascii="仿宋" hAnsi="仿宋" eastAsia="仿宋" cs="仿宋"/>
+          <sz val="28"/>
+          <szCs val="36"/>
+          <lang val="en-US" eastAsia="zh-CN"/>
+        </rPr>
+        <t>2026</t>
+      </r>
+      <r>
+        <rPr>
+          <rFonts hint="eastAsia" ascii="仿宋" hAnsi="仿宋" eastAsia="仿宋" cs="仿宋"/>
+          <sz val="28"/>
+          <szCs val="36"/>
+        </rPr>
+        <t>年</t>
+      </r>
+      <r>
+        <rPr>
+          <rFonts hint="eastAsia" ascii="仿宋" hAnsi="仿宋" eastAsia="仿宋" cs="仿宋"/>
+          <sz val="28"/>
+          <szCs val="36"/>
+          <lang val="en-US" eastAsia="zh-CN"/>
+        </rPr>
+        <t>6</t>
+      </r>
+      <r>
+        <rPr>
+          <rFonts hint="eastAsia" ascii="仿宋" hAnsi="仿宋" eastAsia="仿宋" cs="仿宋"/>
+          <sz val="28"/>
+          <szCs val="36"/>
+        </rPr>
+        <t xml:space="preserve">月 </t>
+      </r>
+      <r>
+        <rPr>
+          <rFonts hint="eastAsia" ascii="仿宋" hAnsi="仿宋" eastAsia="仿宋" cs="仿宋"/>
+          <sz val="28"/>
+          <szCs val="36"/>
+          <lang val="en-US" eastAsia="zh-CN"/>
+        </rPr>
+        <t>9</t>
+      </r>
+      <r>
+        <rPr>
+          <rFonts hint="eastAsia" ascii="仿宋" hAnsi="仿宋" eastAsia="仿宋" cs="仿宋"/>
+          <sz val="28"/>
+          <szCs val="36"/>
+        </rPr>
+        <t>日</t>
+      </r>
+    </p>
+    <sectPr>
+      <pgSz w="11906" h="16838"/>
+      <pgMar top="1440" right="1800" bottom="1440" left="1800" header="851" footer="992" gutter="0"/>
+      <cols space="425" num="1"/>
+      <docGrid type="lines" linePitch="312" charSpace="0"/>
+    </sectPr>
+  </body>
+</document>
 </file>
 
 <file path=word/numbering.xml><?xml version="1.0" encoding="utf-8"?>
